--- a/uploads/Proposta/Proposta_FENAGRA_.docx
+++ b/uploads/Proposta/Proposta_FENAGRA_.docx
@@ -1016,7 +1016,7 @@
           <w:sz w:val="24"/>
           <w:szCs w:val="24"/>
         </w:rPr>
-        <w:t xml:space="preserve">• 1 Staff, (DIRECIONAMENTO), 6 Diária(s), de: 09/05/2026 até: 14/05/2026</w:t>
+        <w:t xml:space="preserve">• 1 Atendente De Caex - BilíNgue, 6 Diária(s), de: 09/05/2026 até: 14/05/2026</w:t>
       </w:r>
     </w:p>
     <w:p>
@@ -1036,7 +1036,7 @@
           <w:sz w:val="24"/>
           <w:szCs w:val="24"/>
         </w:rPr>
-        <w:t xml:space="preserve">• 4 Ajudante De MarcaçãO, 1 Diária(s), de: 08/05/2026 até: 08/05/2026</w:t>
+        <w:t xml:space="preserve">• 2 Atendente De Caex -Mono, 6 Diária(s), de: 09/05/2026 até: 14/05/2026</w:t>
       </w:r>
     </w:p>
     <w:p>
@@ -1056,7 +1056,7 @@
           <w:sz w:val="24"/>
           <w:szCs w:val="24"/>
         </w:rPr>
-        <w:t xml:space="preserve">• 1 Atendente De Caex - BilíNgue, 6 Diária(s), de: 09/05/2026 até: 14/05/2026</w:t>
+        <w:t xml:space="preserve">• 1 Coordenador De Atendimento - EscritóRio Ja, 60 Diária(s), de: 10/03/2026 até: 08/05/2026</w:t>
       </w:r>
     </w:p>
     <w:p>
@@ -1076,7 +1076,7 @@
           <w:sz w:val="24"/>
           <w:szCs w:val="24"/>
         </w:rPr>
-        <w:t xml:space="preserve">• 2 Atendente De Caex -Mono, 6 Diária(s), de: 09/05/2026 até: 14/05/2026</w:t>
+        <w:t xml:space="preserve">• 1 Coordenador De Caex, 6 Diária(s), de: 09/05/2026 até: 14/05/2026</w:t>
       </w:r>
     </w:p>
     <w:p>
@@ -1096,7 +1096,7 @@
           <w:sz w:val="24"/>
           <w:szCs w:val="24"/>
         </w:rPr>
-        <w:t xml:space="preserve">• 1 Coordenador De Atendimento - EscritóRio Ja, 60 Diária(s), de: 10/03/2026 até: 08/05/2026</w:t>
+        <w:t xml:space="preserve">• 1 Coordenador De ServiçOs, 8 Diária(s), de: 08/05/2026 até: 15/05/2026</w:t>
       </w:r>
     </w:p>
     <w:p>
@@ -1116,7 +1116,7 @@
           <w:sz w:val="24"/>
           <w:szCs w:val="24"/>
         </w:rPr>
-        <w:t xml:space="preserve">• 1 Coordenador De Caex, 6 Diária(s), de: 09/05/2026 até: 14/05/2026</w:t>
+        <w:t xml:space="preserve">• 1 Coordenador Operacional 1, 8 Diária(s), de: 08/05/2026 até: 15/05/2026</w:t>
       </w:r>
     </w:p>
     <w:p>
@@ -1136,7 +1136,7 @@
           <w:sz w:val="24"/>
           <w:szCs w:val="24"/>
         </w:rPr>
-        <w:t xml:space="preserve">• 1 Coordenador De ServiçOs, 8 Diária(s), de: 08/05/2026 até: 15/05/2026</w:t>
+        <w:t xml:space="preserve">• 4 Fiscal De MarcaçãO, 1 Diária(s), de: 08/05/2026 até: 08/05/2026</w:t>
       </w:r>
     </w:p>
     <w:p>
@@ -1156,7 +1156,7 @@
           <w:sz w:val="24"/>
           <w:szCs w:val="24"/>
         </w:rPr>
-        <w:t xml:space="preserve">• 1 Coordenador Operacional 1, 8 Diária(s), de: 08/05/2026 até: 15/05/2026</w:t>
+        <w:t xml:space="preserve">• 2 Fiscal Diurno, 8 Diária(s), de: 08/05/2026 até: 15/05/2026</w:t>
       </w:r>
     </w:p>
     <w:p>
@@ -1176,7 +1176,7 @@
           <w:sz w:val="24"/>
           <w:szCs w:val="24"/>
         </w:rPr>
-        <w:t xml:space="preserve">• 2 Fiscal Diurno, 8 Diária(s), de: 08/05/2026 até: 15/05/2026</w:t>
+        <w:t xml:space="preserve">• 1 Fiscal Noturno, 7 Diária(s), de: 08/05/2026 até: 14/05/2026</w:t>
       </w:r>
     </w:p>
     <w:p>
@@ -1584,7 +1584,7 @@
           <w:sz w:val="24"/>
           <w:szCs w:val="24"/>
         </w:rPr>
-        <w:t xml:space="preserve">R$ 88.560,00</w:t>
+        <w:t xml:space="preserve">R$ 86.437,60</w:t>
       </w:r>
       <w:r>
         <w:rPr>
@@ -1763,7 +1763,7 @@
           <w:i/>
           <w:iCs/>
         </w:rPr>
-        <w:t xml:space="preserve">18/02/2026</w:t>
+        <w:t xml:space="preserve">19/05/2026</w:t>
       </w:r>
     </w:p>
     <w:p>
